--- a/Volume 1/Chapter 03 - File Handling/SPA_Vol1_Ch3_Lesson3_3a_Write_File_EXTENDED.docx
+++ b/Volume 1/Chapter 03 - File Handling/SPA_Vol1_Ch3_Lesson3_3a_Write_File_EXTENDED.docx
@@ -771,7 +771,7 @@
         <w:keepNext/>
       </w:pPr>
       <w:r>
-        <w:t>Save each file from this lesson into the matching path in the project layout. As in Chapter 1, notepad .\rust\Cargo.toml creates and opens one: choose Yes, type the file, save it with Ctrl+S, and close Notepad. Then install forge-std, Foundry's standard library, into the Solidity project. Linux Assembly runs in WSL or on a Linux computer.</w:t>
+        <w:t>Next, let the tools create the Rust and Solidity projects. Remember, Cargo.toml describes the project: cargo init .\rust writes it, with a starter program, src\main.rs. This lesson's programs live in src\bin, one file per program, so Remove-Item deletes the starter. Remember, forge init makes the Solidity project: --no-git and --offline work as in Chapter 1, --empty leaves out forge's example contracts, and --force lets it fill the solidity folder, which already holds the empty folders made above.</w:t>
       </w:r>
     </w:p>
     <w:p>
@@ -785,6 +785,144 @@
         <w:keepNext/>
       </w:pPr>
       <w:r>
+        <w:t>cargo init .\rust --name write_file --vcs none</w:t>
+      </w:r>
+    </w:p>
+    <w:p>
+      <w:pPr>
+        <w:pStyle w:val="CommandBlock"/>
+        <w:keepNext/>
+      </w:pPr>
+      <w:r>
+        <w:t>Remove-Item .\rust\src\main.rs</w:t>
+      </w:r>
+    </w:p>
+    <w:p>
+      <w:pPr>
+        <w:pStyle w:val="CommandBlock"/>
+      </w:pPr>
+      <w:r>
+        <w:t>forge init .\solidity --empty --no-git --offline --force</w:t>
+      </w:r>
+    </w:p>
+    <w:p>
+      <w:pPr>
+        <w:keepNext/>
+      </w:pPr>
+    </w:p>
+    <w:p>
+      <w:r>
+        <w:t>Then type the Solidity project's settings over the foundry.toml that forge init wrote. foundry.toml is the same as in Lesson 3.2a, except that fs_permissions gives read-write access to the lesson folder, because this script writes. notepad .\solidity\foundry.toml opens the file: replace its text with the file below, save it with Ctrl+S, and close Notepad.</w:t>
+      </w:r>
+    </w:p>
+    <w:p>
+      <w:pPr>
+        <w:keepNext/>
+      </w:pPr>
+    </w:p>
+    <w:p>
+      <w:pPr>
+        <w:pStyle w:val="Heading3"/>
+      </w:pPr>
+      <w:r>
+        <w:t>solidity/foundry.toml</w:t>
+      </w:r>
+    </w:p>
+    <w:p>
+      <w:pPr>
+        <w:pStyle w:val="SourceCode"/>
+        <w:keepNext/>
+      </w:pPr>
+      <w:r>
+        <w:t>[profile.default]</w:t>
+      </w:r>
+    </w:p>
+    <w:p>
+      <w:pPr>
+        <w:pStyle w:val="SourceCode"/>
+        <w:keepNext/>
+      </w:pPr>
+      <w:r>
+        <w:t># The scripts in script/ are the only Solidity sources in this project.</w:t>
+      </w:r>
+    </w:p>
+    <w:p>
+      <w:pPr>
+        <w:pStyle w:val="SourceCode"/>
+        <w:keepNext/>
+      </w:pPr>
+      <w:r>
+        <w:t>src = "script"</w:t>
+      </w:r>
+    </w:p>
+    <w:p>
+      <w:pPr>
+        <w:pStyle w:val="SourceCode"/>
+        <w:keepNext/>
+      </w:pPr>
+      <w:r>
+        <w:t># forge install puts forge-std in lib/.</w:t>
+      </w:r>
+    </w:p>
+    <w:p>
+      <w:pPr>
+        <w:pStyle w:val="SourceCode"/>
+        <w:keepNext/>
+      </w:pPr>
+      <w:r>
+        <w:t>libs = ["lib"]</w:t>
+      </w:r>
+    </w:p>
+    <w:p>
+      <w:pPr>
+        <w:pStyle w:val="SourceCode"/>
+        <w:keepNext/>
+      </w:pPr>
+      <w:r>
+        <w:t># The file cheatcodes may read and write only inside the lesson folder,</w:t>
+      </w:r>
+    </w:p>
+    <w:p>
+      <w:pPr>
+        <w:pStyle w:val="SourceCode"/>
+        <w:keepNext/>
+      </w:pPr>
+      <w:r>
+        <w:t># the folder above the project root ("../"), and nowhere else.</w:t>
+      </w:r>
+    </w:p>
+    <w:p>
+      <w:pPr>
+        <w:pStyle w:val="SourceCode"/>
+      </w:pPr>
+      <w:r>
+        <w:t>fs_permissions = [{ access = "read-write", path = "../" }]</w:t>
+      </w:r>
+    </w:p>
+    <w:p>
+      <w:pPr>
+        <w:keepNext/>
+      </w:pPr>
+    </w:p>
+    <w:p>
+      <w:pPr>
+        <w:keepNext/>
+      </w:pPr>
+      <w:r>
+        <w:t>Then install forge-std, Foundry's standard library, into the Solidity project. Linux Assembly runs in WSL or on a Linux computer.</w:t>
+      </w:r>
+    </w:p>
+    <w:p>
+      <w:pPr>
+        <w:keepNext/>
+      </w:pPr>
+    </w:p>
+    <w:p>
+      <w:pPr>
+        <w:pStyle w:val="CommandBlock"/>
+        <w:keepNext/>
+      </w:pPr>
+      <w:r>
         <w:t>Push-Location .\solidity</w:t>
       </w:r>
     </w:p>
@@ -811,6 +949,16 @@
       </w:pPr>
     </w:p>
     <w:p>
+      <w:r>
+        <w:t>You save each source file in its language's section below, as each is shown. As in Chapter 1, notepad .\rust\src\bin\basic_write_file.rs creates and opens one: choose Yes, type the file, save it with Ctrl+S, and close Notepad.</w:t>
+      </w:r>
+    </w:p>
+    <w:p>
+      <w:pPr>
+        <w:keepNext/>
+      </w:pPr>
+    </w:p>
+    <w:p>
       <w:pPr>
         <w:keepNext/>
       </w:pPr>
@@ -872,7 +1020,7 @@
         <w:keepNext/>
       </w:pPr>
       <w:r>
-        <w:t>Save each file from this lesson into the matching path in the project layout. As in Chapter 1, nano ./rust/Cargo.toml creates and opens one: type the file, then save and close it with Ctrl+O, Enter, then Ctrl+X. Then install forge-std.</w:t>
+        <w:t>Then create the Rust and Solidity projects with the same commands as on Windows; rm deletes the starter main.rs.</w:t>
       </w:r>
     </w:p>
     <w:p>
@@ -883,6 +1031,50 @@
     <w:p>
       <w:pPr>
         <w:pStyle w:val="CommandBlock"/>
+        <w:keepNext/>
+      </w:pPr>
+      <w:r>
+        <w:t>cargo init ./rust --name write_file --vcs none</w:t>
+      </w:r>
+    </w:p>
+    <w:p>
+      <w:pPr>
+        <w:pStyle w:val="CommandBlock"/>
+        <w:keepNext/>
+      </w:pPr>
+      <w:r>
+        <w:t>rm ./rust/src/main.rs</w:t>
+      </w:r>
+    </w:p>
+    <w:p>
+      <w:pPr>
+        <w:pStyle w:val="CommandBlock"/>
+      </w:pPr>
+      <w:r>
+        <w:t>forge init ./solidity --empty --no-git --offline --force</w:t>
+      </w:r>
+    </w:p>
+    <w:p>
+      <w:pPr>
+        <w:keepNext/>
+      </w:pPr>
+    </w:p>
+    <w:p>
+      <w:pPr>
+        <w:keepNext/>
+      </w:pPr>
+      <w:r>
+        <w:t>Type solidity/foundry.toml exactly as shown in the Windows setup, over the file forge init wrote. Then install forge-std.</w:t>
+      </w:r>
+    </w:p>
+    <w:p>
+      <w:pPr>
+        <w:keepNext/>
+      </w:pPr>
+    </w:p>
+    <w:p>
+      <w:pPr>
+        <w:pStyle w:val="CommandBlock"/>
       </w:pPr>
       <w:r>
         <w:t>(cd ./solidity &amp;&amp; forge install foundry-rs/forge-std@v1.16.2 --no-git)</w:t>
@@ -894,6 +1086,16 @@
       </w:pPr>
     </w:p>
     <w:p>
+      <w:r>
+        <w:t>You save each source file in its language's section below, as each is shown. As in Chapter 1, nano ./rust/src/bin/basic_write_file.rs creates and opens one: type the file, then save and close it with Ctrl+O, Enter, then Ctrl+X.</w:t>
+      </w:r>
+    </w:p>
+    <w:p>
+      <w:pPr>
+        <w:keepNext/>
+      </w:pPr>
+    </w:p>
+    <w:p>
       <w:pPr>
         <w:keepNext/>
       </w:pPr>
@@ -9642,7 +9844,7 @@
     </w:p>
     <w:p>
       <w:r>
-        <w:t>Cargo.toml names this lesson's package, write_file, and its two programs. foundry.toml is the same as in Lesson 3.2a, except that fs_permissions gives read-write access to the lesson folder, because this script writes.</w:t>
+        <w:t>This is the file the setup commands wrote, shown here so you can check yours. Cargo.toml names this lesson's package, write_file, and its two programs. cargo init does not write the comment lines, which are this lesson's notes about the file, and yours ends with an empty [dependencies] heading; the blank lines may differ.</w:t>
       </w:r>
     </w:p>
     <w:p>
@@ -9720,95 +9922,6 @@
       </w:pPr>
       <w:r>
         <w:t># write_file.</w:t>
-      </w:r>
-    </w:p>
-    <w:p>
-      <w:pPr>
-        <w:keepNext/>
-      </w:pPr>
-    </w:p>
-    <w:p>
-      <w:pPr>
-        <w:keepNext/>
-      </w:pPr>
-    </w:p>
-    <w:p>
-      <w:pPr>
-        <w:pStyle w:val="Heading2"/>
-      </w:pPr>
-      <w:r>
-        <w:t>solidity/foundry.toml</w:t>
-      </w:r>
-    </w:p>
-    <w:p>
-      <w:pPr>
-        <w:pStyle w:val="SourceCode"/>
-        <w:keepNext/>
-      </w:pPr>
-      <w:r>
-        <w:t>[profile.default]</w:t>
-      </w:r>
-    </w:p>
-    <w:p>
-      <w:pPr>
-        <w:pStyle w:val="SourceCode"/>
-        <w:keepNext/>
-      </w:pPr>
-      <w:r>
-        <w:t># The scripts in script/ are the only Solidity sources in this project.</w:t>
-      </w:r>
-    </w:p>
-    <w:p>
-      <w:pPr>
-        <w:pStyle w:val="SourceCode"/>
-        <w:keepNext/>
-      </w:pPr>
-      <w:r>
-        <w:t>src = "script"</w:t>
-      </w:r>
-    </w:p>
-    <w:p>
-      <w:pPr>
-        <w:pStyle w:val="SourceCode"/>
-        <w:keepNext/>
-      </w:pPr>
-      <w:r>
-        <w:t># forge install puts forge-std in lib/.</w:t>
-      </w:r>
-    </w:p>
-    <w:p>
-      <w:pPr>
-        <w:pStyle w:val="SourceCode"/>
-        <w:keepNext/>
-      </w:pPr>
-      <w:r>
-        <w:t>libs = ["lib"]</w:t>
-      </w:r>
-    </w:p>
-    <w:p>
-      <w:pPr>
-        <w:pStyle w:val="SourceCode"/>
-        <w:keepNext/>
-      </w:pPr>
-      <w:r>
-        <w:t># The file cheatcodes may read and write only inside the lesson folder,</w:t>
-      </w:r>
-    </w:p>
-    <w:p>
-      <w:pPr>
-        <w:pStyle w:val="SourceCode"/>
-        <w:keepNext/>
-      </w:pPr>
-      <w:r>
-        <w:t># the folder above the project root ("../"), and nowhere else.</w:t>
-      </w:r>
-    </w:p>
-    <w:p>
-      <w:pPr>
-        <w:pStyle w:val="SourceCode"/>
-      </w:pPr>
-      <w:r>
-        <w:t>fs_permissions = [{ access = "read-write", path = "../" }]</w:t>
       </w:r>
     </w:p>
     <w:p>
@@ -10906,31 +11019,31 @@
       </w:rPr>
     </w:lvl>
   </w:abstractNum>
-  <w:num w:numId="1" w16cid:durableId="259991926">
+  <w:num w:numId="1" w16cid:durableId="1178619979">
     <w:abstractNumId w:val="8"/>
   </w:num>
-  <w:num w:numId="2" w16cid:durableId="1677994991">
+  <w:num w:numId="2" w16cid:durableId="1078094855">
     <w:abstractNumId w:val="6"/>
   </w:num>
-  <w:num w:numId="3" w16cid:durableId="1417819605">
+  <w:num w:numId="3" w16cid:durableId="379793690">
     <w:abstractNumId w:val="5"/>
   </w:num>
-  <w:num w:numId="4" w16cid:durableId="1781798632">
+  <w:num w:numId="4" w16cid:durableId="33121543">
     <w:abstractNumId w:val="4"/>
   </w:num>
-  <w:num w:numId="5" w16cid:durableId="1751273859">
+  <w:num w:numId="5" w16cid:durableId="1770812848">
     <w:abstractNumId w:val="7"/>
   </w:num>
-  <w:num w:numId="6" w16cid:durableId="1740790652">
+  <w:num w:numId="6" w16cid:durableId="892428248">
     <w:abstractNumId w:val="3"/>
   </w:num>
-  <w:num w:numId="7" w16cid:durableId="314188294">
+  <w:num w:numId="7" w16cid:durableId="1830053637">
     <w:abstractNumId w:val="2"/>
   </w:num>
-  <w:num w:numId="8" w16cid:durableId="827401338">
+  <w:num w:numId="8" w16cid:durableId="1606232885">
     <w:abstractNumId w:val="1"/>
   </w:num>
-  <w:num w:numId="9" w16cid:durableId="1361084162">
+  <w:num w:numId="9" w16cid:durableId="804204162">
     <w:abstractNumId w:val="0"/>
   </w:num>
 </w:numbering>

--- a/Volume 1/Chapter 03 - File Handling/SPA_Vol1_Ch3_Lesson3_3a_Write_File_EXTENDED.docx
+++ b/Volume 1/Chapter 03 - File Handling/SPA_Vol1_Ch3_Lesson3_3a_Write_File_EXTENDED.docx
@@ -851,7 +851,7 @@
         <w:keepNext/>
       </w:pPr>
       <w:r>
-        <w:t>[profile.default]</w:t>
+        <w:t>[profile.default]  # Remember, the settings forge uses by default.</w:t>
       </w:r>
     </w:p>
     <w:p>
@@ -2714,7 +2714,6 @@
     <w:p>
       <w:pPr>
         <w:pStyle w:val="SourceCode"/>
-        <w:keepNext/>
       </w:pPr>
       <w:r>
         <w:t>.done:</w:t>
@@ -2723,7 +2722,6 @@
     <w:p>
       <w:pPr>
         <w:pStyle w:val="SourceCode"/>
-        <w:keepNext/>
       </w:pPr>
       <w:r>
         <w:t xml:space="preserve">    pop rbx</w:t>
@@ -2732,6 +2730,7 @@
     <w:p>
       <w:pPr>
         <w:pStyle w:val="SourceCode"/>
+        <w:keepNext/>
       </w:pPr>
       <w:r>
         <w:t xml:space="preserve">    ret</w:t>
@@ -2739,6 +2738,29 @@
     </w:p>
     <w:p>
       <w:pPr>
+        <w:pStyle w:val="SourceCode"/>
+        <w:keepNext/>
+      </w:pPr>
+    </w:p>
+    <w:p>
+      <w:pPr>
+        <w:pStyle w:val="SourceCode"/>
+        <w:keepNext/>
+      </w:pPr>
+      <w:r>
+        <w:t>; Remember, this marks the stack as not executable, as Linux linkers expect.</w:t>
+      </w:r>
+    </w:p>
+    <w:p>
+      <w:pPr>
+        <w:pStyle w:val="SourceCode"/>
+      </w:pPr>
+      <w:r>
+        <w:t>section .note.GNU-stack noalloc noexec nowrite progbits</w:t>
+      </w:r>
+    </w:p>
+    <w:p>
+      <w:pPr>
         <w:keepNext/>
       </w:pPr>
     </w:p>
@@ -3424,23 +3446,23 @@
         <w:pStyle w:val="SourceCode"/>
       </w:pPr>
       <w:r>
-        <w:t>; Remember, fopen returns 0 when it cannot open the file. fprintf returns</w:t>
-      </w:r>
-    </w:p>
-    <w:p>
-      <w:pPr>
-        <w:pStyle w:val="SourceCode"/>
-      </w:pPr>
-      <w:r>
-        <w:t>; a number below 0 when the write fails, and fclose returns a number</w:t>
-      </w:r>
-    </w:p>
-    <w:p>
-      <w:pPr>
-        <w:pStyle w:val="SourceCode"/>
-      </w:pPr>
-      <w:r>
-        <w:t>; other than 0 when it cannot finish saving, so both are checked.</w:t>
+        <w:t>; Remember, fopen gives 0, fprintf below 0, fclose not 0 when they fail.</w:t>
+      </w:r>
+    </w:p>
+    <w:p>
+      <w:pPr>
+        <w:pStyle w:val="SourceCode"/>
+      </w:pPr>
+      <w:r>
+        <w:t>; r13 keeps the text, rbx the handle, r12 the result: pushed first, as they</w:t>
+      </w:r>
+    </w:p>
+    <w:p>
+      <w:pPr>
+        <w:pStyle w:val="SourceCode"/>
+      </w:pPr>
+      <w:r>
+        <w:t>; must come back unchanged. Three pushes plus sub rsp, 32 keep rsp aligned.</w:t>
       </w:r>
     </w:p>
     <w:p>
@@ -4362,23 +4384,23 @@
         <w:pStyle w:val="SourceCode"/>
       </w:pPr>
       <w:r>
-        <w:t>; Remember, fopen returns 0 when it cannot open the file. fprintf returns</w:t>
-      </w:r>
-    </w:p>
-    <w:p>
-      <w:pPr>
-        <w:pStyle w:val="SourceCode"/>
-      </w:pPr>
-      <w:r>
-        <w:t>; a number below 0 when the write fails, and fclose returns a number</w:t>
-      </w:r>
-    </w:p>
-    <w:p>
-      <w:pPr>
-        <w:pStyle w:val="SourceCode"/>
-      </w:pPr>
-      <w:r>
-        <w:t>; other than 0 when it cannot finish saving, so both are checked.</w:t>
+        <w:t>; Remember, fopen gives 0, fprintf below 0, fclose not 0 when they fail.</w:t>
+      </w:r>
+    </w:p>
+    <w:p>
+      <w:pPr>
+        <w:pStyle w:val="SourceCode"/>
+      </w:pPr>
+      <w:r>
+        <w:t>; r13 keeps the text, rbx the handle, r12 the result: pushed first, as they</w:t>
+      </w:r>
+    </w:p>
+    <w:p>
+      <w:pPr>
+        <w:pStyle w:val="SourceCode"/>
+      </w:pPr>
+      <w:r>
+        <w:t>; must come back unchanged; the three pushes also keep the stack aligned.</w:t>
       </w:r>
     </w:p>
     <w:p>
@@ -4948,7 +4970,6 @@
     <w:p>
       <w:pPr>
         <w:pStyle w:val="SourceCode"/>
-        <w:keepNext/>
       </w:pPr>
       <w:r>
         <w:t>.done:</w:t>
@@ -4957,7 +4978,6 @@
     <w:p>
       <w:pPr>
         <w:pStyle w:val="SourceCode"/>
-        <w:keepNext/>
       </w:pPr>
       <w:r>
         <w:t xml:space="preserve">    pop rbx</w:t>
@@ -4966,6 +4986,7 @@
     <w:p>
       <w:pPr>
         <w:pStyle w:val="SourceCode"/>
+        <w:keepNext/>
       </w:pPr>
       <w:r>
         <w:t xml:space="preserve">    ret</w:t>
@@ -4973,6 +4994,29 @@
     </w:p>
     <w:p>
       <w:pPr>
+        <w:pStyle w:val="SourceCode"/>
+        <w:keepNext/>
+      </w:pPr>
+    </w:p>
+    <w:p>
+      <w:pPr>
+        <w:pStyle w:val="SourceCode"/>
+        <w:keepNext/>
+      </w:pPr>
+      <w:r>
+        <w:t>; Remember, this marks the stack as not executable, as Linux linkers expect.</w:t>
+      </w:r>
+    </w:p>
+    <w:p>
+      <w:pPr>
+        <w:pStyle w:val="SourceCode"/>
+      </w:pPr>
+      <w:r>
+        <w:t>section .note.GNU-stack noalloc noexec nowrite progbits</w:t>
+      </w:r>
+    </w:p>
+    <w:p>
+      <w:pPr>
         <w:keepNext/>
       </w:pPr>
     </w:p>
@@ -7824,15 +7868,15 @@
         <w:pStyle w:val="SourceCode"/>
       </w:pPr>
       <w:r>
-        <w:t>%% eacces (not allowed) printed with ~p. Remember, case runs the first</w:t>
-      </w:r>
-    </w:p>
-    <w:p>
-      <w:pPr>
-        <w:pStyle w:val="SourceCode"/>
-      </w:pPr>
-      <w:r>
-        <w:t>%% branch whose pattern fits.</w:t>
+        <w:t>%% eacces (not allowed) printed with ~p. Remember, case runs the first branch</w:t>
+      </w:r>
+    </w:p>
+    <w:p>
+      <w:pPr>
+        <w:pStyle w:val="SourceCode"/>
+      </w:pPr>
+      <w:r>
+        <w:t>%% that fits; io_lib:format returns text, and lists:flatten joins its parts.</w:t>
       </w:r>
     </w:p>
     <w:p>
@@ -11335,31 +11379,31 @@
       </w:rPr>
     </w:lvl>
   </w:abstractNum>
-  <w:num w:numId="1" w16cid:durableId="363334056">
+  <w:num w:numId="1" w16cid:durableId="795414699">
     <w:abstractNumId w:val="8"/>
   </w:num>
-  <w:num w:numId="2" w16cid:durableId="686716732">
+  <w:num w:numId="2" w16cid:durableId="2071272326">
     <w:abstractNumId w:val="6"/>
   </w:num>
-  <w:num w:numId="3" w16cid:durableId="650133185">
+  <w:num w:numId="3" w16cid:durableId="852308184">
     <w:abstractNumId w:val="5"/>
   </w:num>
-  <w:num w:numId="4" w16cid:durableId="1023287660">
+  <w:num w:numId="4" w16cid:durableId="1194998678">
     <w:abstractNumId w:val="4"/>
   </w:num>
-  <w:num w:numId="5" w16cid:durableId="1382364395">
+  <w:num w:numId="5" w16cid:durableId="2116898642">
     <w:abstractNumId w:val="7"/>
   </w:num>
-  <w:num w:numId="6" w16cid:durableId="1784611895">
+  <w:num w:numId="6" w16cid:durableId="1741708344">
     <w:abstractNumId w:val="3"/>
   </w:num>
-  <w:num w:numId="7" w16cid:durableId="1902712344">
+  <w:num w:numId="7" w16cid:durableId="1678993893">
     <w:abstractNumId w:val="2"/>
   </w:num>
-  <w:num w:numId="8" w16cid:durableId="1405688531">
+  <w:num w:numId="8" w16cid:durableId="1786465367">
     <w:abstractNumId w:val="1"/>
   </w:num>
-  <w:num w:numId="9" w16cid:durableId="1075467329">
+  <w:num w:numId="9" w16cid:durableId="1366057172">
     <w:abstractNumId w:val="0"/>
   </w:num>
 </w:numbering>
